--- a/assets/cv/Dinh-Thi-To-Nhu-CV-EN.docx
+++ b/assets/cv/Dinh-Thi-To-Nhu-CV-EN.docx
@@ -45,6 +45,9 @@
       <w:pPr>
         <w:spacing w:after="80" w:line="276" w:lineRule="auto"/>
         <w:jc w:val="center"/>
+        <w:rPr>
+          <w:rStyle w:val="Hyperlink"/>
+        </w:rPr>
       </w:pPr>
       <w:r>
         <w:rPr>
@@ -53,16 +56,45 @@
         </w:rPr>
         <w:t xml:space="preserve">Portfolio: </w:t>
       </w:r>
-      <w:hyperlink r:id="rId6" w:history="1">
-        <w:r>
-          <w:rPr>
-            <w:color w:val="111111"/>
-            <w:sz w:val="19"/>
-            <w:szCs w:val="19"/>
-          </w:rPr>
-          <w:t>dinhtonhu62-code.github.io/dinhtonhu.github.io</w:t>
-        </w:r>
-      </w:hyperlink>
+      <w:r>
+        <w:rPr>
+          <w:color w:val="111111"/>
+          <w:sz w:val="19"/>
+          <w:szCs w:val="19"/>
+        </w:rPr>
+        <w:fldChar w:fldCharType="begin"/>
+      </w:r>
+      <w:r>
+        <w:rPr>
+          <w:color w:val="111111"/>
+          <w:sz w:val="19"/>
+          <w:szCs w:val="19"/>
+        </w:rPr>
+        <w:instrText>HYPERLINK "https://dinhtonhu62-code.github.io/dinhtonhu.github.io/"</w:instrText>
+      </w:r>
+      <w:r>
+        <w:rPr>
+          <w:color w:val="111111"/>
+          <w:sz w:val="19"/>
+          <w:szCs w:val="19"/>
+        </w:rPr>
+      </w:r>
+      <w:r>
+        <w:rPr>
+          <w:color w:val="111111"/>
+          <w:sz w:val="19"/>
+          <w:szCs w:val="19"/>
+        </w:rPr>
+        <w:fldChar w:fldCharType="separate"/>
+      </w:r>
+      <w:r>
+        <w:rPr>
+          <w:rStyle w:val="Hyperlink"/>
+          <w:sz w:val="19"/>
+          <w:szCs w:val="19"/>
+        </w:rPr>
+        <w:t>dinhtonhu62-code.github.io/dinhtonhu.github.io</w:t>
+      </w:r>
     </w:p>
     <w:p>
       <w:pPr>
@@ -71,6 +103,14 @@
         </w:pBdr>
         <w:spacing w:after="110" w:line="276" w:lineRule="auto"/>
       </w:pPr>
+      <w:r>
+        <w:rPr>
+          <w:color w:val="111111"/>
+          <w:sz w:val="19"/>
+          <w:szCs w:val="19"/>
+        </w:rPr>
+        <w:fldChar w:fldCharType="end"/>
+      </w:r>
     </w:p>
     <w:p>
       <w:pPr>
@@ -78,15 +118,7 @@
         <w:jc w:val="both"/>
       </w:pPr>
       <w:r>
-        <w:t xml:space="preserve">Marketing graduate with Excellent honors and hands-on experience in Digital Marketing, SEO, Content, and </w:t>
-      </w:r>
-      <w:proofErr w:type="gramStart"/>
-      <w:r>
-        <w:t>Social Media</w:t>
-      </w:r>
-      <w:proofErr w:type="gramEnd"/>
-      <w:r>
-        <w:t>. Skilled in planning and optimizing data-driven marketing activities — from content research and digital channel management to performance tracking and analysis. Eager to grow comprehensively in the marketing field and deliver real business value.</w:t>
+        <w:t>Marketing graduate with Excellent honors and hands-on experience in Digital Marketing, SEO, Content, and Social Media. Skilled in planning and optimizing data-driven marketing activities — from content research and digital channel management to performance tracking and analysis. Eager to grow comprehensively in the marketing field and deliver real business value.</w:t>
       </w:r>
     </w:p>
     <w:p>
@@ -1403,6 +1435,7 @@
   <w:style w:type="character" w:default="1" w:styleId="DefaultParagraphFont">
     <w:name w:val="Default Paragraph Font"/>
     <w:uiPriority w:val="1"/>
+    <w:semiHidden/>
     <w:unhideWhenUsed/>
   </w:style>
   <w:style w:type="table" w:default="1" w:styleId="TableNormal">
@@ -1508,6 +1541,18 @@
     <w:rPr>
       <w:sz w:val="20"/>
       <w:szCs w:val="20"/>
+    </w:rPr>
+  </w:style>
+  <w:style w:type="character" w:styleId="UnresolvedMention">
+    <w:name w:val="Unresolved Mention"/>
+    <w:basedOn w:val="DefaultParagraphFont"/>
+    <w:uiPriority w:val="99"/>
+    <w:semiHidden/>
+    <w:unhideWhenUsed/>
+    <w:rsid w:val="00D35271"/>
+    <w:rPr>
+      <w:color w:val="605E5C"/>
+      <w:shd w:val="clear" w:color="auto" w:fill="E1DFDD"/>
     </w:rPr>
   </w:style>
 </w:styles>

--- a/assets/cv/Dinh-Thi-To-Nhu-CV-EN.docx
+++ b/assets/cv/Dinh-Thi-To-Nhu-CV-EN.docx
@@ -63,28 +63,7 @@
           <w:szCs w:val="19"/>
         </w:rPr>
         <w:fldChar w:fldCharType="begin"/>
-      </w:r>
-      <w:r>
-        <w:rPr>
-          <w:color w:val="111111"/>
-          <w:sz w:val="19"/>
-          <w:szCs w:val="19"/>
-        </w:rPr>
         <w:instrText>HYPERLINK "https://dinhtonhu62-code.github.io/dinhtonhu.github.io/"</w:instrText>
-      </w:r>
-      <w:r>
-        <w:rPr>
-          <w:color w:val="111111"/>
-          <w:sz w:val="19"/>
-          <w:szCs w:val="19"/>
-        </w:rPr>
-      </w:r>
-      <w:r>
-        <w:rPr>
-          <w:color w:val="111111"/>
-          <w:sz w:val="19"/>
-          <w:szCs w:val="19"/>
-        </w:rPr>
         <w:fldChar w:fldCharType="separate"/>
       </w:r>
       <w:r>
@@ -171,12 +150,6 @@
           <w:iCs/>
         </w:rPr>
         <w:t>B.A. in Marketing; GPA: 3.3/4.0</w:t>
-      </w:r>
-      <w:r>
-        <w:rPr>
-          <w:i/>
-          <w:iCs/>
-        </w:rPr>
         <w:tab/>
       </w:r>
       <w:r>
@@ -239,12 +212,6 @@
           <w:iCs/>
         </w:rPr>
         <w:t>Marketing Executive</w:t>
-      </w:r>
-      <w:r>
-        <w:rPr>
-          <w:i/>
-          <w:iCs/>
-        </w:rPr>
         <w:tab/>
       </w:r>
       <w:r>
@@ -409,23 +376,17 @@
           <w:i/>
           <w:iCs/>
         </w:rPr>
-        <w:t>Content Creator</w:t>
-      </w:r>
-      <w:r>
-        <w:rPr>
+        <w:t>Customer Care &amp; Content Creator</w:t>
+        <w:tab/>
+      </w:r>
+      <w:r>
+        <w:rPr>
+          <w:b/>
+          <w:bCs/>
           <w:i/>
           <w:iCs/>
         </w:rPr>
-        <w:tab/>
-      </w:r>
-      <w:r>
-        <w:rPr>
-          <w:b/>
-          <w:bCs/>
-          <w:i/>
-          <w:iCs/>
-        </w:rPr>
-        <w:t>1/2025 – 6/2025</w:t>
+        <w:t>12/2023 – 6/2025</w:t>
       </w:r>
     </w:p>
     <w:p>
@@ -439,7 +400,7 @@
         <w:jc w:val="both"/>
       </w:pPr>
       <w:r>
-        <w:t>Researched TikTok trends and developed content plans; tracked and analyzed performance to optimize engagement rate.</w:t>
+        <w:t>Tracked sales performance on TikTok Shop, analyzed customer feedback to optimize conversion rate; collaborated with the Content and Livestream teams.</w:t>
       </w:r>
     </w:p>
     <w:p>
@@ -453,19 +414,7 @@
         <w:jc w:val="both"/>
       </w:pPr>
       <w:r>
-        <w:t>Supported brand identity building on TikTok.</w:t>
-      </w:r>
-    </w:p>
-    <w:p>
-      <w:pPr>
-        <w:spacing w:before="10" w:after="10" w:line="276" w:lineRule="auto"/>
-      </w:pPr>
-      <w:r>
-        <w:rPr>
-          <w:b/>
-          <w:bCs/>
-        </w:rPr>
-        <w:t>Achievements:</w:t>
+        <w:t>Researched TikTok trends and developed content plans; tracked and analyzed performance to optimize engagement rate.</w:t>
       </w:r>
     </w:p>
     <w:p>
@@ -479,67 +428,19 @@
         <w:jc w:val="both"/>
       </w:pPr>
       <w:r>
-        <w:t xml:space="preserve">Produced 10–15 videos/month, with videos reaching over </w:t>
-      </w:r>
-      <w:r>
-        <w:rPr>
-          <w:b/>
-          <w:bCs/>
-        </w:rPr>
-        <w:t>10,000 organic views</w:t>
-      </w:r>
-      <w:r>
-        <w:t>.</w:t>
-      </w:r>
-    </w:p>
-    <w:p>
-      <w:pPr>
-        <w:tabs>
-          <w:tab w:val="right" w:pos="9906"/>
-        </w:tabs>
-        <w:spacing w:before="20" w:line="276" w:lineRule="auto"/>
-      </w:pPr>
-      <w:r>
-        <w:rPr>
-          <w:b/>
-          <w:bCs/>
-        </w:rPr>
-        <w:t>Huseco</w:t>
-      </w:r>
-      <w:r>
-        <w:tab/>
-        <w:t>Ho Chi Minh City</w:t>
-      </w:r>
-    </w:p>
-    <w:p>
-      <w:pPr>
-        <w:tabs>
-          <w:tab w:val="right" w:pos="9906"/>
-        </w:tabs>
-        <w:spacing w:after="20" w:line="276" w:lineRule="auto"/>
-      </w:pPr>
-      <w:r>
-        <w:rPr>
-          <w:i/>
-          <w:iCs/>
-        </w:rPr>
-        <w:t>Marketing Intern</w:t>
-      </w:r>
-      <w:r>
-        <w:rPr>
-          <w:i/>
-          <w:iCs/>
-        </w:rPr>
-        <w:tab/>
-      </w:r>
-      <w:r>
-        <w:rPr>
-          <w:b/>
-          <w:bCs/>
-          <w:i/>
-          <w:iCs/>
-        </w:rPr>
-        <w:t>9/2023 – 1/2024</w:t>
+        <w:t>Supported brand identity building on TikTok.</w:t>
+      </w:r>
+    </w:p>
+    <w:p>
+      <w:pPr>
+        <w:spacing w:before="10" w:after="10" w:line="276" w:lineRule="auto"/>
+      </w:pPr>
+      <w:r>
+        <w:rPr>
+          <w:b/>
+          <w:bCs/>
+        </w:rPr>
+        <w:t>Achievements:</w:t>
       </w:r>
     </w:p>
     <w:p>
@@ -553,7 +454,61 @@
         <w:jc w:val="both"/>
       </w:pPr>
       <w:r>
-        <w:t>Planned and produced Fanpage content; ran Facebook Ads campaigns.</w:t>
+        <w:t xml:space="preserve">Produced 10–15 videos/month, with videos reaching over </w:t>
+      </w:r>
+      <w:r>
+        <w:rPr>
+          <w:b/>
+          <w:bCs/>
+        </w:rPr>
+        <w:t>10,000 organic views</w:t>
+      </w:r>
+      <w:r>
+        <w:t>.</w:t>
+      </w:r>
+    </w:p>
+    <w:p>
+      <w:pPr>
+        <w:tabs>
+          <w:tab w:val="right" w:pos="9906"/>
+        </w:tabs>
+        <w:spacing w:before="20" w:line="276" w:lineRule="auto"/>
+      </w:pPr>
+      <w:r>
+        <w:rPr>
+          <w:b/>
+          <w:bCs/>
+        </w:rPr>
+        <w:t>Huseco</w:t>
+      </w:r>
+      <w:r>
+        <w:tab/>
+        <w:t>Ho Chi Minh City</w:t>
+      </w:r>
+    </w:p>
+    <w:p>
+      <w:pPr>
+        <w:tabs>
+          <w:tab w:val="right" w:pos="9906"/>
+        </w:tabs>
+        <w:spacing w:after="20" w:line="276" w:lineRule="auto"/>
+      </w:pPr>
+      <w:r>
+        <w:rPr>
+          <w:i/>
+          <w:iCs/>
+        </w:rPr>
+        <w:t>Marketing Intern</w:t>
+        <w:tab/>
+      </w:r>
+      <w:r>
+        <w:rPr>
+          <w:b/>
+          <w:bCs/>
+          <w:i/>
+          <w:iCs/>
+        </w:rPr>
+        <w:t>9/2023 – 1/2024</w:t>
       </w:r>
     </w:p>
     <w:p>
@@ -567,19 +522,7 @@
         <w:jc w:val="both"/>
       </w:pPr>
       <w:r>
-        <w:t>Designed visuals, photographed/filmed products, and coordinated with the Sales team to align marketing content.</w:t>
-      </w:r>
-    </w:p>
-    <w:p>
-      <w:pPr>
-        <w:spacing w:before="10" w:after="10" w:line="276" w:lineRule="auto"/>
-      </w:pPr>
-      <w:r>
-        <w:rPr>
-          <w:b/>
-          <w:bCs/>
-        </w:rPr>
-        <w:t>Achievements:</w:t>
+        <w:t>Planned and produced Fanpage content; ran Facebook Ads campaigns.</w:t>
       </w:r>
     </w:p>
     <w:p>
@@ -593,61 +536,19 @@
         <w:jc w:val="both"/>
       </w:pPr>
       <w:r>
-        <w:t xml:space="preserve">Grew the Fanpage by </w:t>
-      </w:r>
-      <w:r>
-        <w:rPr>
-          <w:b/>
-          <w:bCs/>
-        </w:rPr>
-        <w:t>10,000 followers</w:t>
-      </w:r>
-      <w:r>
-        <w:t xml:space="preserve"> through Facebook Ads campaigns.</w:t>
-      </w:r>
-    </w:p>
-    <w:p>
-      <w:pPr>
-        <w:pBdr>
-          <w:bottom w:val="single" w:sz="6" w:space="2" w:color="111111"/>
-        </w:pBdr>
-        <w:spacing w:before="110" w:after="40" w:line="276" w:lineRule="auto"/>
-      </w:pPr>
-      <w:r>
-        <w:rPr>
-          <w:b/>
-          <w:bCs/>
-          <w:spacing w:val="12"/>
-          <w:sz w:val="21"/>
-          <w:szCs w:val="21"/>
-        </w:rPr>
-        <w:t>FEATURED PROJECTS</w:t>
-      </w:r>
-    </w:p>
-    <w:p>
-      <w:pPr>
-        <w:tabs>
-          <w:tab w:val="right" w:pos="9906"/>
-        </w:tabs>
-        <w:spacing w:before="20" w:line="276" w:lineRule="auto"/>
-      </w:pPr>
-      <w:r>
-        <w:rPr>
-          <w:b/>
-          <w:bCs/>
-        </w:rPr>
-        <w:t>SEO for Eyedia Eyewear Website</w:t>
-      </w:r>
-      <w:r>
-        <w:rPr>
-          <w:i/>
-          <w:iCs/>
-        </w:rPr>
-        <w:t xml:space="preserve"> (Digital Marketing course project, 4.0/4.0)</w:t>
-      </w:r>
-      <w:r>
-        <w:tab/>
-        <w:t>7/2025 – 10/2025</w:t>
+        <w:t>Designed visuals, photographed/filmed products, and coordinated with the Sales team to align marketing content.</w:t>
+      </w:r>
+    </w:p>
+    <w:p>
+      <w:pPr>
+        <w:spacing w:before="10" w:after="10" w:line="276" w:lineRule="auto"/>
+      </w:pPr>
+      <w:r>
+        <w:rPr>
+          <w:b/>
+          <w:bCs/>
+        </w:rPr>
+        <w:t>Achievements:</w:t>
       </w:r>
     </w:p>
     <w:p>
@@ -661,7 +562,35 @@
         <w:jc w:val="both"/>
       </w:pPr>
       <w:r>
-        <w:t>Researched the eyewear industry keyword set and optimized on-page SEO (Title, Meta Description, Heading) for 40+ articles; built Social Entity presence on Facebook and TikTok — helping a Facebook post rank on Google's top search results for the brand keyword.</w:t>
+        <w:t xml:space="preserve">Grew the Fanpage by </w:t>
+      </w:r>
+      <w:r>
+        <w:rPr>
+          <w:b/>
+          <w:bCs/>
+        </w:rPr>
+        <w:t>10,000 followers</w:t>
+      </w:r>
+      <w:r>
+        <w:t xml:space="preserve"> through Facebook Ads campaigns.</w:t>
+      </w:r>
+    </w:p>
+    <w:p>
+      <w:pPr>
+        <w:pBdr>
+          <w:bottom w:val="single" w:sz="6" w:space="2" w:color="111111"/>
+        </w:pBdr>
+        <w:spacing w:before="110" w:after="40" w:line="276" w:lineRule="auto"/>
+      </w:pPr>
+      <w:r>
+        <w:rPr>
+          <w:b/>
+          <w:bCs/>
+          <w:spacing w:val="12"/>
+          <w:sz w:val="21"/>
+          <w:szCs w:val="21"/>
+        </w:rPr>
+        <w:t>FEATURED PROJECTS</w:t>
       </w:r>
     </w:p>
     <w:p>
@@ -676,18 +605,18 @@
           <w:b/>
           <w:bCs/>
         </w:rPr>
-        <w:t>AI-Assisted Website Development – iUnlock</w:t>
+        <w:t>SEO for Eyedia Eyewear Website</w:t>
       </w:r>
       <w:r>
         <w:rPr>
           <w:i/>
           <w:iCs/>
         </w:rPr>
-        <w:t xml:space="preserve"> (iunlockvn.com)</w:t>
+        <w:t xml:space="preserve"> (Digital Marketing course project, 4.0/4.0)</w:t>
       </w:r>
       <w:r>
         <w:tab/>
-        <w:t>6/2026 – 8/2026</w:t>
+        <w:t>7/2025 – 10/2025</w:t>
       </w:r>
     </w:p>
     <w:p>
@@ -701,6 +630,46 @@
         <w:jc w:val="both"/>
       </w:pPr>
       <w:r>
+        <w:t>Researched the eyewear industry keyword set and optimized on-page SEO (Title, Meta Description, Heading) for 40+ articles; built Social Entity presence on Facebook and TikTok — helping a Facebook post rank on Google's top search results for the brand keyword.</w:t>
+      </w:r>
+    </w:p>
+    <w:p>
+      <w:pPr>
+        <w:tabs>
+          <w:tab w:val="right" w:pos="9906"/>
+        </w:tabs>
+        <w:spacing w:before="20" w:line="276" w:lineRule="auto"/>
+      </w:pPr>
+      <w:r>
+        <w:rPr>
+          <w:b/>
+          <w:bCs/>
+        </w:rPr>
+        <w:t>AI-Assisted Website Development – iUnlock</w:t>
+      </w:r>
+      <w:r>
+        <w:rPr>
+          <w:i/>
+          <w:iCs/>
+        </w:rPr>
+        <w:t xml:space="preserve"> (iunlockvn.com)</w:t>
+      </w:r>
+      <w:r>
+        <w:tab/>
+        <w:t>6/2026 – 8/2026</w:t>
+      </w:r>
+    </w:p>
+    <w:p>
+      <w:pPr>
+        <w:pStyle w:val="ListParagraph"/>
+        <w:numPr>
+          <w:ilvl w:val="0"/>
+          <w:numId w:val="2"/>
+        </w:numPr>
+        <w:spacing w:after="15" w:line="276" w:lineRule="auto"/>
+        <w:jc w:val="both"/>
+      </w:pPr>
+      <w:r>
         <w:t>Designed and built a service website using Next.js with the support of Claude AI — from prompt writing and UI optimization to on-page SEO optimization.</w:t>
       </w:r>
     </w:p>
@@ -734,7 +703,7 @@
         <w:t xml:space="preserve">Digital Marketing: </w:t>
       </w:r>
       <w:r>
-        <w:t>SEO On-page, Keyword Research, Google Search Console, SEMrush, Meta/Facebook Ads, TikTok Content Marketing, Content Strategy</w:t>
+        <w:t>SEO On-page, Keyword Research, Google Trends, Google Keyword Planner, Google Search Console, SEMrush, Meta/Facebook Ads, TikTok Content Marketing, Content Strategy</w:t>
       </w:r>
     </w:p>
     <w:p>
@@ -749,13 +718,7 @@
         <w:t xml:space="preserve">Tools: </w:t>
       </w:r>
       <w:r>
-        <w:t>Microsoft Office (Word, Excel, PowerPoint), Canva, CapCut, Meta Business Suite</w:t>
-      </w:r>
-      <w:r>
-        <w:t xml:space="preserve">, Google </w:t>
-      </w:r>
-      <w:r>
-        <w:t>Analytics</w:t>
+        <w:t xml:space="preserve">Microsoft Office (Word, Excel, PowerPoint), Canva, CapCut, Meta Business Suite, Google Analytics</w:t>
       </w:r>
     </w:p>
     <w:p>
@@ -790,7 +753,7 @@
     </w:p>
     <w:sectPr>
       <w:pgSz w:w="11906" w:h="16838"/>
-      <w:pgMar w:top="700" w:right="1000" w:bottom="700" w:left="1000" w:header="708" w:footer="708" w:gutter="0"/>
+      <w:pgMar w:top="500" w:right="1000" w:bottom="500" w:left="1000" w:header="708" w:footer="708" w:gutter="0"/>
       <w:cols w:space="720"/>
       <w:docGrid w:linePitch="360"/>
     </w:sectPr>

--- a/assets/cv/Dinh-Thi-To-Nhu-CV-EN.docx
+++ b/assets/cv/Dinh-Thi-To-Nhu-CV-EN.docx
@@ -97,7 +97,7 @@
         <w:jc w:val="both"/>
       </w:pPr>
       <w:r>
-        <w:t>Marketing graduate with Excellent honors and hands-on experience in Digital Marketing, SEO, Content, and Social Media. Skilled in planning and optimizing data-driven marketing activities — from content research and digital channel management to performance tracking and analysis. Eager to grow comprehensively in the marketing field and deliver real business value.</w:t>
+        <w:t xml:space="preserve">Marketing graduate with hands-on experience in Digital Marketing, SEO, Content, and Social Media. Skilled in planning and optimizing data-driven marketing activities, from content research and digital channel management to performance tracking and analysis. Eager to grow comprehensively in the marketing field and deliver real business value.</w:t>
       </w:r>
     </w:p>
     <w:p>
@@ -469,50 +469,6 @@
     </w:p>
     <w:p>
       <w:pPr>
-        <w:tabs>
-          <w:tab w:val="right" w:pos="9906"/>
-        </w:tabs>
-        <w:spacing w:before="20" w:line="276" w:lineRule="auto"/>
-      </w:pPr>
-      <w:r>
-        <w:rPr>
-          <w:b/>
-          <w:bCs/>
-        </w:rPr>
-        <w:t>Huseco</w:t>
-      </w:r>
-      <w:r>
-        <w:tab/>
-        <w:t>Ho Chi Minh City</w:t>
-      </w:r>
-    </w:p>
-    <w:p>
-      <w:pPr>
-        <w:tabs>
-          <w:tab w:val="right" w:pos="9906"/>
-        </w:tabs>
-        <w:spacing w:after="20" w:line="276" w:lineRule="auto"/>
-      </w:pPr>
-      <w:r>
-        <w:rPr>
-          <w:i/>
-          <w:iCs/>
-        </w:rPr>
-        <w:t>Marketing Intern</w:t>
-        <w:tab/>
-      </w:r>
-      <w:r>
-        <w:rPr>
-          <w:b/>
-          <w:bCs/>
-          <w:i/>
-          <w:iCs/>
-        </w:rPr>
-        <w:t>9/2023 – 1/2024</w:t>
-      </w:r>
-    </w:p>
-    <w:p>
-      <w:pPr>
         <w:pStyle w:val="ListParagraph"/>
         <w:numPr>
           <w:ilvl w:val="0"/>
@@ -522,7 +478,71 @@
         <w:jc w:val="both"/>
       </w:pPr>
       <w:r>
-        <w:t>Planned and produced Fanpage content; ran Facebook Ads campaigns.</w:t>
+        <w:t xml:space="preserve">Managed </w:t>
+      </w:r>
+      <w:r>
+        <w:rPr>
+          <w:b/>
+          <w:bCs/>
+        </w:rPr>
+        <w:t>1,000+ customer interactions weekly</w:t>
+      </w:r>
+      <w:r>
+        <w:t xml:space="preserve">, contributing to a </w:t>
+      </w:r>
+      <w:r>
+        <w:rPr>
+          <w:b/>
+          <w:bCs/>
+        </w:rPr>
+        <w:t>30% reduction</w:t>
+      </w:r>
+      <w:r>
+        <w:t xml:space="preserve"> in negative reviews through timely responses and effective issue resolution.</w:t>
+      </w:r>
+    </w:p>
+    <w:p>
+      <w:pPr>
+        <w:tabs>
+          <w:tab w:val="right" w:pos="9906"/>
+        </w:tabs>
+        <w:spacing w:before="20" w:line="276" w:lineRule="auto"/>
+      </w:pPr>
+      <w:r>
+        <w:rPr>
+          <w:b/>
+          <w:bCs/>
+        </w:rPr>
+        <w:t>Huseco</w:t>
+      </w:r>
+      <w:r>
+        <w:tab/>
+        <w:t>Ho Chi Minh City</w:t>
+      </w:r>
+    </w:p>
+    <w:p>
+      <w:pPr>
+        <w:tabs>
+          <w:tab w:val="right" w:pos="9906"/>
+        </w:tabs>
+        <w:spacing w:after="20" w:line="276" w:lineRule="auto"/>
+      </w:pPr>
+      <w:r>
+        <w:rPr>
+          <w:i/>
+          <w:iCs/>
+        </w:rPr>
+        <w:t>Marketing Intern</w:t>
+        <w:tab/>
+      </w:r>
+      <w:r>
+        <w:rPr>
+          <w:b/>
+          <w:bCs/>
+          <w:i/>
+          <w:iCs/>
+        </w:rPr>
+        <w:t>9/2023 – 1/2024</w:t>
       </w:r>
     </w:p>
     <w:p>
@@ -536,19 +556,7 @@
         <w:jc w:val="both"/>
       </w:pPr>
       <w:r>
-        <w:t>Designed visuals, photographed/filmed products, and coordinated with the Sales team to align marketing content.</w:t>
-      </w:r>
-    </w:p>
-    <w:p>
-      <w:pPr>
-        <w:spacing w:before="10" w:after="10" w:line="276" w:lineRule="auto"/>
-      </w:pPr>
-      <w:r>
-        <w:rPr>
-          <w:b/>
-          <w:bCs/>
-        </w:rPr>
-        <w:t>Achievements:</w:t>
+        <w:t>Planned and produced Fanpage content; ran Facebook Ads campaigns.</w:t>
       </w:r>
     </w:p>
     <w:p>
@@ -562,61 +570,19 @@
         <w:jc w:val="both"/>
       </w:pPr>
       <w:r>
-        <w:t xml:space="preserve">Grew the Fanpage by </w:t>
-      </w:r>
-      <w:r>
-        <w:rPr>
-          <w:b/>
-          <w:bCs/>
-        </w:rPr>
-        <w:t>10,000 followers</w:t>
-      </w:r>
-      <w:r>
-        <w:t xml:space="preserve"> through Facebook Ads campaigns.</w:t>
-      </w:r>
-    </w:p>
-    <w:p>
-      <w:pPr>
-        <w:pBdr>
-          <w:bottom w:val="single" w:sz="6" w:space="2" w:color="111111"/>
-        </w:pBdr>
-        <w:spacing w:before="110" w:after="40" w:line="276" w:lineRule="auto"/>
-      </w:pPr>
-      <w:r>
-        <w:rPr>
-          <w:b/>
-          <w:bCs/>
-          <w:spacing w:val="12"/>
-          <w:sz w:val="21"/>
-          <w:szCs w:val="21"/>
-        </w:rPr>
-        <w:t>FEATURED PROJECTS</w:t>
-      </w:r>
-    </w:p>
-    <w:p>
-      <w:pPr>
-        <w:tabs>
-          <w:tab w:val="right" w:pos="9906"/>
-        </w:tabs>
-        <w:spacing w:before="20" w:line="276" w:lineRule="auto"/>
-      </w:pPr>
-      <w:r>
-        <w:rPr>
-          <w:b/>
-          <w:bCs/>
-        </w:rPr>
-        <w:t>SEO for Eyedia Eyewear Website</w:t>
-      </w:r>
-      <w:r>
-        <w:rPr>
-          <w:i/>
-          <w:iCs/>
-        </w:rPr>
-        <w:t xml:space="preserve"> (Digital Marketing course project, 4.0/4.0)</w:t>
-      </w:r>
-      <w:r>
-        <w:tab/>
-        <w:t>7/2025 – 10/2025</w:t>
+        <w:t>Designed visuals, photographed/filmed products, and coordinated with the Sales team to align marketing content.</w:t>
+      </w:r>
+    </w:p>
+    <w:p>
+      <w:pPr>
+        <w:spacing w:before="10" w:after="10" w:line="276" w:lineRule="auto"/>
+      </w:pPr>
+      <w:r>
+        <w:rPr>
+          <w:b/>
+          <w:bCs/>
+        </w:rPr>
+        <w:t>Achievements:</w:t>
       </w:r>
     </w:p>
     <w:p>
@@ -630,7 +596,35 @@
         <w:jc w:val="both"/>
       </w:pPr>
       <w:r>
-        <w:t>Researched the eyewear industry keyword set and optimized on-page SEO (Title, Meta Description, Heading) for 40+ articles; built Social Entity presence on Facebook and TikTok — helping a Facebook post rank on Google's top search results for the brand keyword.</w:t>
+        <w:t xml:space="preserve">Grew the Fanpage by </w:t>
+      </w:r>
+      <w:r>
+        <w:rPr>
+          <w:b/>
+          <w:bCs/>
+        </w:rPr>
+        <w:t>10,000 followers</w:t>
+      </w:r>
+      <w:r>
+        <w:t xml:space="preserve"> through Facebook Ads campaigns.</w:t>
+      </w:r>
+    </w:p>
+    <w:p>
+      <w:pPr>
+        <w:pBdr>
+          <w:bottom w:val="single" w:sz="6" w:space="2" w:color="111111"/>
+        </w:pBdr>
+        <w:spacing w:before="110" w:after="40" w:line="276" w:lineRule="auto"/>
+      </w:pPr>
+      <w:r>
+        <w:rPr>
+          <w:b/>
+          <w:bCs/>
+          <w:spacing w:val="12"/>
+          <w:sz w:val="21"/>
+          <w:szCs w:val="21"/>
+        </w:rPr>
+        <w:t>FEATURED PROJECTS</w:t>
       </w:r>
     </w:p>
     <w:p>
@@ -645,18 +639,18 @@
           <w:b/>
           <w:bCs/>
         </w:rPr>
-        <w:t>AI-Assisted Website Development – iUnlock</w:t>
+        <w:t>SEO for Eyedia Eyewear Website</w:t>
       </w:r>
       <w:r>
         <w:rPr>
           <w:i/>
           <w:iCs/>
         </w:rPr>
-        <w:t xml:space="preserve"> (iunlockvn.com)</w:t>
+        <w:t xml:space="preserve"> (Digital Marketing course project, 4.0/4.0)</w:t>
       </w:r>
       <w:r>
         <w:tab/>
-        <w:t>6/2026 – 8/2026</w:t>
+        <w:t>7/2025 – 10/2025</w:t>
       </w:r>
     </w:p>
     <w:p>
@@ -670,6 +664,46 @@
         <w:jc w:val="both"/>
       </w:pPr>
       <w:r>
+        <w:t>Researched the eyewear industry keyword set and optimized on-page SEO (Title, Meta Description, Heading) for 40+ articles; built Social Entity presence on Facebook and TikTok — helping a Facebook post rank on Google's top search results for the brand keyword.</w:t>
+      </w:r>
+    </w:p>
+    <w:p>
+      <w:pPr>
+        <w:tabs>
+          <w:tab w:val="right" w:pos="9906"/>
+        </w:tabs>
+        <w:spacing w:before="20" w:line="276" w:lineRule="auto"/>
+      </w:pPr>
+      <w:r>
+        <w:rPr>
+          <w:b/>
+          <w:bCs/>
+        </w:rPr>
+        <w:t>AI-Assisted Website Development – iUnlock</w:t>
+      </w:r>
+      <w:r>
+        <w:rPr>
+          <w:i/>
+          <w:iCs/>
+        </w:rPr>
+        <w:t xml:space="preserve"> (iunlockvn.com)</w:t>
+      </w:r>
+      <w:r>
+        <w:tab/>
+        <w:t>6/2026 – 8/2026</w:t>
+      </w:r>
+    </w:p>
+    <w:p>
+      <w:pPr>
+        <w:pStyle w:val="ListParagraph"/>
+        <w:numPr>
+          <w:ilvl w:val="0"/>
+          <w:numId w:val="2"/>
+        </w:numPr>
+        <w:spacing w:after="15" w:line="276" w:lineRule="auto"/>
+        <w:jc w:val="both"/>
+      </w:pPr>
+      <w:r>
         <w:t>Designed and built a service website using Next.js with the support of Claude AI — from prompt writing and UI optimization to on-page SEO optimization.</w:t>
       </w:r>
     </w:p>
@@ -718,7 +752,7 @@
         <w:t xml:space="preserve">Tools: </w:t>
       </w:r>
       <w:r>
-        <w:t xml:space="preserve">Microsoft Office (Word, Excel, PowerPoint), Canva, CapCut, Meta Business Suite, Google Analytics</w:t>
+        <w:t>Microsoft Office (Word, Excel, PowerPoint), Canva, CapCut, Meta Business Suite, Google Analytics</w:t>
       </w:r>
     </w:p>
     <w:p>
@@ -753,7 +787,7 @@
     </w:p>
     <w:sectPr>
       <w:pgSz w:w="11906" w:h="16838"/>
-      <w:pgMar w:top="500" w:right="1000" w:bottom="500" w:left="1000" w:header="708" w:footer="708" w:gutter="0"/>
+      <w:pgMar w:top="150" w:right="900" w:bottom="150" w:left="900" w:header="708" w:footer="708" w:gutter="0"/>
       <w:cols w:space="720"/>
       <w:docGrid w:linePitch="360"/>
     </w:sectPr>
